--- a/文件/程式碼截圖/截取完成文字檔/推薦5/-.docx
+++ b/文件/程式碼截圖/截取完成文字檔/推薦5/-.docx
@@ -447,7 +447,7 @@
           <w:p>
             <w:pPr>
               <w:rPr>
-                <w:rFonts w:ascii="標楷體" w:eastAsia="DengXian" w:hAnsi="標楷體"/>
+                <w:rFonts w:ascii="標楷體" w:eastAsia="標楷體" w:hAnsi="標楷體"/>
                 <w:lang w:eastAsia="zh-CN"/>
               </w:rPr>
             </w:pPr>
@@ -4793,26 +4793,206 @@
           <w:lang w:eastAsia="zh-CN"/>
         </w:rPr>
       </w:pPr>
-      <w:r>
-        <w:rPr>
-          <w:rFonts w:ascii="DengXian" w:eastAsia="DengXian" w:hAnsi="DengXian" w:hint="eastAsia"/>
-          <w:lang w:eastAsia="zh-CN"/>
-        </w:rPr>
-        <w:t>後面接personal和</w:t>
+    </w:p>
+    <w:p>
+      <w:pPr>
+        <w:rPr>
+          <w:rFonts w:ascii="標楷體" w:eastAsia="標楷體" w:hAnsi="標楷體"/>
+          <w:lang w:eastAsia="zh-CN"/>
+        </w:rPr>
+      </w:pPr>
+    </w:p>
+    <w:p>
+      <w:pPr>
+        <w:rPr>
+          <w:rFonts w:ascii="標楷體" w:eastAsia="標楷體" w:hAnsi="標楷體" w:hint="eastAsia"/>
+          <w:lang w:eastAsia="zh-CN"/>
+        </w:rPr>
+      </w:pPr>
+    </w:p>
+    <w:p>
+      <w:pPr>
+        <w:rPr>
+          <w:rFonts w:ascii="標楷體" w:eastAsia="標楷體" w:hAnsi="標楷體"/>
+          <w:sz w:val="32"/>
+          <w:szCs w:val="32"/>
+          <w:lang w:eastAsia="zh-CN"/>
+        </w:rPr>
+      </w:pPr>
+      <w:r>
+        <w:rPr>
+          <w:rFonts w:ascii="標楷體" w:eastAsia="標楷體" w:hAnsi="標楷體" w:hint="eastAsia"/>
+          <w:sz w:val="32"/>
+          <w:szCs w:val="32"/>
+          <w:lang w:eastAsia="zh-CN"/>
+        </w:rPr>
+        <w:lastRenderedPageBreak/>
+        <w:t>現有缺陷</w:t>
+      </w:r>
+    </w:p>
+    <w:p>
+      <w:pPr>
+        <w:rPr>
+          <w:rFonts w:ascii="標楷體" w:eastAsia="標楷體" w:hAnsi="標楷體" w:hint="eastAsia"/>
+        </w:rPr>
+      </w:pPr>
+      <w:r>
+        <w:rPr>
+          <w:rFonts w:ascii="標楷體" w:eastAsia="標楷體" w:hAnsi="標楷體"/>
+          <w:sz w:val="28"/>
+          <w:szCs w:val="28"/>
+        </w:rPr>
+        <w:t>重複推薦問題</w:t>
+      </w:r>
+      <w:r>
+        <w:rPr>
+          <w:rFonts w:ascii="標楷體" w:eastAsia="標楷體" w:hAnsi="標楷體"/>
+        </w:rPr>
+        <w:br/>
+      </w:r>
+      <w:r>
+        <w:rPr>
+          <w:rFonts w:ascii="標楷體" w:eastAsia="標楷體" w:hAnsi="標楷體"/>
+        </w:rPr>
+        <w:br/>
+        <w:t>在實驗過程中，我觀察到系統仍可能持續推薦相同內容。</w:t>
+      </w:r>
+      <w:r>
+        <w:rPr>
+          <w:rFonts w:ascii="標楷體" w:eastAsia="標楷體" w:hAnsi="標楷體"/>
+        </w:rPr>
+        <w:br/>
+        <w:t>    </w:t>
+      </w:r>
+      <w:proofErr w:type="gramStart"/>
+      <w:r>
+        <w:rPr>
+          <w:rFonts w:ascii="標楷體" w:eastAsia="標楷體" w:hAnsi="標楷體"/>
+        </w:rPr>
+        <w:t>•</w:t>
+      </w:r>
+      <w:proofErr w:type="gramEnd"/>
+      <w:r>
+        <w:rPr>
+          <w:rFonts w:ascii="標楷體" w:eastAsia="標楷體" w:hAnsi="標楷體"/>
+        </w:rPr>
+        <w:t>    嘗試方法：</w:t>
+      </w:r>
+      <w:r>
+        <w:rPr>
+          <w:rFonts w:ascii="標楷體" w:eastAsia="標楷體" w:hAnsi="標楷體"/>
+        </w:rPr>
+        <w:br/>
+        <w:t>    </w:t>
+      </w:r>
+      <w:proofErr w:type="gramStart"/>
+      <w:r>
+        <w:rPr>
+          <w:rFonts w:ascii="標楷體" w:eastAsia="標楷體" w:hAnsi="標楷體"/>
+        </w:rPr>
+        <w:t>•</w:t>
+      </w:r>
+      <w:proofErr w:type="gramEnd"/>
+      <w:r>
+        <w:rPr>
+          <w:rFonts w:ascii="標楷體" w:eastAsia="標楷體" w:hAnsi="標楷體"/>
+        </w:rPr>
+        <w:t>    調整探索率（增加隨機推薦比例）</w:t>
+      </w:r>
+      <w:r>
+        <w:rPr>
+          <w:rFonts w:ascii="標楷體" w:eastAsia="標楷體" w:hAnsi="標楷體"/>
+        </w:rPr>
+        <w:br/>
+        <w:t>    •    將冷卻時間（cooldown）設為 0，以避免短時間內重複推送</w:t>
+      </w:r>
+      <w:r>
+        <w:rPr>
+          <w:rFonts w:ascii="標楷體" w:eastAsia="標楷體" w:hAnsi="標楷體"/>
+        </w:rPr>
+        <w:br/>
+        <w:t>    •    結果：</w:t>
+      </w:r>
+      <w:r>
+        <w:rPr>
+          <w:rFonts w:ascii="標楷體" w:eastAsia="標楷體" w:hAnsi="標楷體"/>
+        </w:rPr>
+        <w:br/>
+        <w:t>即使做了上述調整，系統在資料量不足時仍會出現重複推薦的情況。</w:t>
+      </w:r>
+      <w:r>
+        <w:rPr>
+          <w:rFonts w:ascii="標楷體" w:eastAsia="標楷體" w:hAnsi="標楷體"/>
+        </w:rPr>
+        <w:br/>
+      </w:r>
+      <w:r>
+        <w:rPr>
+          <w:rFonts w:ascii="標楷體" w:eastAsia="標楷體" w:hAnsi="標楷體"/>
+        </w:rPr>
+        <w:br/>
+        <w:t>可能原因：候選資料數量過少，導致推薦池有限，最終仍集中於同一批項目。</w:t>
+      </w:r>
+    </w:p>
+    <w:p>
+      <w:pPr>
+        <w:rPr>
+          <w:rFonts w:ascii="標楷體" w:eastAsia="標楷體" w:hAnsi="標楷體"/>
+          <w:lang w:eastAsia="zh-CN"/>
+        </w:rPr>
+      </w:pPr>
+    </w:p>
+    <w:p>
+      <w:pPr>
+        <w:rPr>
+          <w:rFonts w:ascii="標楷體" w:eastAsia="標楷體" w:hAnsi="標楷體"/>
+          <w:lang w:eastAsia="zh-CN"/>
+        </w:rPr>
+      </w:pPr>
+    </w:p>
+    <w:p>
+      <w:pPr>
+        <w:rPr>
+          <w:rFonts w:ascii="標楷體" w:eastAsia="標楷體" w:hAnsi="標楷體"/>
+          <w:lang w:eastAsia="zh-CN"/>
+        </w:rPr>
+      </w:pPr>
+    </w:p>
+    <w:p>
+      <w:pPr>
+        <w:rPr>
+          <w:rFonts w:ascii="標楷體" w:eastAsia="標楷體" w:hAnsi="標楷體"/>
+        </w:rPr>
+      </w:pPr>
+      <w:r>
+        <w:rPr>
+          <w:rFonts w:ascii="標楷體" w:eastAsia="標楷體" w:hAnsi="標楷體" w:hint="eastAsia"/>
+        </w:rPr>
+        <w:t>後面接</w:t>
+      </w:r>
+      <w:r>
+        <w:rPr>
+          <w:rFonts w:ascii="標楷體" w:eastAsia="標楷體" w:hAnsi="標楷體" w:hint="eastAsia"/>
+        </w:rPr>
+        <w:t>定義推薦權重參數、</w:t>
+      </w:r>
+      <w:r>
+        <w:rPr>
+          <w:rFonts w:ascii="標楷體" w:eastAsia="標楷體" w:hAnsi="標楷體" w:hint="eastAsia"/>
+        </w:rPr>
+        <w:t>personal和</w:t>
       </w:r>
       <w:proofErr w:type="spellStart"/>
       <w:r>
         <w:rPr>
-          <w:rFonts w:ascii="DengXian" w:eastAsia="DengXian" w:hAnsi="DengXian" w:hint="eastAsia"/>
-          <w:lang w:eastAsia="zh-CN"/>
+          <w:rFonts w:ascii="標楷體" w:eastAsia="標楷體" w:hAnsi="標楷體" w:hint="eastAsia"/>
         </w:rPr>
         <w:t>hotrank</w:t>
       </w:r>
       <w:proofErr w:type="spellEnd"/>
       <w:r>
         <w:rPr>
-          <w:rFonts w:ascii="DengXian" w:eastAsia="DengXian" w:hAnsi="DengXian" w:hint="eastAsia"/>
-          <w:lang w:eastAsia="zh-CN"/>
+          <w:rFonts w:ascii="標楷體" w:eastAsia="標楷體" w:hAnsi="標楷體" w:hint="eastAsia"/>
         </w:rPr>
         <w:t>程式碼截取</w:t>
       </w:r>
@@ -7635,7 +7815,6 @@
   <w:style w:type="character" w:default="1" w:styleId="a0">
     <w:name w:val="Default Paragraph Font"/>
     <w:uiPriority w:val="1"/>
-    <w:semiHidden/>
     <w:unhideWhenUsed/>
   </w:style>
   <w:style w:type="table" w:default="1" w:styleId="a1">
